--- a/docs/Planning/Demo_Order.docx
+++ b/docs/Planning/Demo_Order.docx
@@ -4,65 +4,272 @@
   <w:body>
     <w:p>
       <w:r>
-        <w:t>First</w:t>
-      </w:r>
-      <w:r>
-        <w:t>:</w:t>
-      </w:r>
-      <w:r>
-        <w:t xml:space="preserve"> Kenny</w:t>
-      </w:r>
-    </w:p>
-    <w:p>
-      <w:r>
-        <w:t>Second: Tristan</w:t>
-      </w:r>
-    </w:p>
-    <w:p>
-      <w:r>
-        <w:t>Third</w:t>
-      </w:r>
-      <w:r>
-        <w:t>:</w:t>
-      </w:r>
-      <w:r>
-        <w:t xml:space="preserve"> Kim </w:t>
-      </w:r>
-    </w:p>
-    <w:p>
-      <w:r>
-        <w:t>Fourth</w:t>
-      </w:r>
-      <w:r>
-        <w:t>:</w:t>
-      </w:r>
-      <w:r>
-        <w:t xml:space="preserve"> Tyler</w:t>
-      </w:r>
-    </w:p>
-    <w:p>
-      <w:r>
-        <w:t>Fifth</w:t>
-      </w:r>
-      <w:r>
-        <w:t>:</w:t>
-      </w:r>
-      <w:r>
-        <w:t xml:space="preserve"> Serina</w:t>
-      </w:r>
-    </w:p>
-    <w:p>
-      <w:r>
-        <w:t>Sixth</w:t>
-      </w:r>
-      <w:r>
-        <w:t>:</w:t>
-      </w:r>
-      <w:r>
-        <w:t xml:space="preserve"> </w:t>
-      </w:r>
-      <w:r>
-        <w:t>Rachel</w:t>
+        <w:t>Sprint Review Run of Show</w:t>
+      </w:r>
+    </w:p>
+    <w:p>
+      <w:r>
+        <w:t>Date: Friday 3/14</w:t>
+      </w:r>
+    </w:p>
+    <w:p>
+      <w:r>
+        <w:t>Facilitator: Serina</w:t>
+      </w:r>
+    </w:p>
+    <w:p>
+      <w:r>
+        <w:t>Order:</w:t>
+      </w:r>
+    </w:p>
+    <w:p>
+      <w:r>
+        <w:t>1</w:t>
+      </w:r>
+      <w:proofErr w:type="gramStart"/>
+      <w:r>
+        <w:t xml:space="preserve">. </w:t>
+      </w:r>
+      <w:r>
+        <w:tab/>
+      </w:r>
+      <w:r>
+        <w:t>Kim</w:t>
+      </w:r>
+      <w:proofErr w:type="gramEnd"/>
+      <w:r>
+        <w:t xml:space="preserve"> Mayo</w:t>
+      </w:r>
+    </w:p>
+    <w:p>
+      <w:r>
+        <w:t xml:space="preserve">• </w:t>
+      </w:r>
+      <w:r>
+        <w:tab/>
+        <w:t>What they will show:</w:t>
+      </w:r>
+    </w:p>
+    <w:p>
+      <w:r>
+        <w:t xml:space="preserve">• </w:t>
+      </w:r>
+      <w:r>
+        <w:tab/>
+        <w:t>Feature / story demo</w:t>
+      </w:r>
+    </w:p>
+    <w:p>
+      <w:r>
+        <w:t xml:space="preserve">• </w:t>
+      </w:r>
+      <w:r>
+        <w:tab/>
+        <w:t>Key workflows</w:t>
+      </w:r>
+    </w:p>
+    <w:p>
+      <w:r>
+        <w:t xml:space="preserve">• </w:t>
+      </w:r>
+      <w:r>
+        <w:tab/>
+        <w:t>Any notable improvements</w:t>
+      </w:r>
+    </w:p>
+    <w:p>
+      <w:r>
+        <w:t xml:space="preserve">• </w:t>
+      </w:r>
+      <w:r>
+        <w:tab/>
+        <w:t>Estimated time: 3–5 minutes</w:t>
+      </w:r>
+    </w:p>
+    <w:p>
+      <w:r>
+        <w:t>2</w:t>
+      </w:r>
+      <w:proofErr w:type="gramStart"/>
+      <w:r>
+        <w:t xml:space="preserve">. </w:t>
+      </w:r>
+      <w:r>
+        <w:tab/>
+      </w:r>
+      <w:r>
+        <w:t>Tristian</w:t>
+      </w:r>
+      <w:proofErr w:type="gramEnd"/>
+      <w:r>
+        <w:t xml:space="preserve"> Gatt</w:t>
+      </w:r>
+    </w:p>
+    <w:p>
+      <w:r>
+        <w:t xml:space="preserve">• </w:t>
+      </w:r>
+      <w:r>
+        <w:tab/>
+        <w:t>What they will show:</w:t>
+      </w:r>
+    </w:p>
+    <w:p>
+      <w:r>
+        <w:t xml:space="preserve">• </w:t>
+      </w:r>
+      <w:r>
+        <w:tab/>
+        <w:t>Feature / story demo</w:t>
+      </w:r>
+    </w:p>
+    <w:p>
+      <w:r>
+        <w:t xml:space="preserve">• </w:t>
+      </w:r>
+      <w:r>
+        <w:tab/>
+        <w:t>Key workflows</w:t>
+      </w:r>
+    </w:p>
+    <w:p>
+      <w:r>
+        <w:t xml:space="preserve">• </w:t>
+      </w:r>
+      <w:r>
+        <w:tab/>
+        <w:t>Estimated time: 3–5 minutes</w:t>
+      </w:r>
+    </w:p>
+    <w:p>
+      <w:r>
+        <w:t>3</w:t>
+      </w:r>
+      <w:proofErr w:type="gramStart"/>
+      <w:r>
+        <w:t xml:space="preserve">. </w:t>
+      </w:r>
+      <w:r>
+        <w:tab/>
+      </w:r>
+      <w:r>
+        <w:t>Kenny</w:t>
+      </w:r>
+      <w:proofErr w:type="gramEnd"/>
+    </w:p>
+    <w:p>
+      <w:r>
+        <w:t xml:space="preserve">• </w:t>
+      </w:r>
+      <w:r>
+        <w:tab/>
+        <w:t>What they will show:</w:t>
+      </w:r>
+    </w:p>
+    <w:p>
+      <w:r>
+        <w:t xml:space="preserve">• </w:t>
+      </w:r>
+      <w:r>
+        <w:tab/>
+        <w:t>Feature / story demo</w:t>
+      </w:r>
+    </w:p>
+    <w:p>
+      <w:r>
+        <w:t xml:space="preserve">• </w:t>
+      </w:r>
+      <w:r>
+        <w:tab/>
+        <w:t>Estimated time: 3–5 minutes</w:t>
+      </w:r>
+    </w:p>
+    <w:p>
+      <w:r>
+        <w:t>4</w:t>
+      </w:r>
+      <w:proofErr w:type="gramStart"/>
+      <w:r>
+        <w:t xml:space="preserve">. </w:t>
+      </w:r>
+      <w:r>
+        <w:tab/>
+      </w:r>
+      <w:r>
+        <w:t>Caleb</w:t>
+      </w:r>
+      <w:proofErr w:type="gramEnd"/>
+    </w:p>
+    <w:p>
+      <w:r>
+        <w:t xml:space="preserve">• </w:t>
+      </w:r>
+      <w:r>
+        <w:tab/>
+        <w:t>What they will show:</w:t>
+      </w:r>
+    </w:p>
+    <w:p>
+      <w:r>
+        <w:t xml:space="preserve">• </w:t>
+      </w:r>
+      <w:r>
+        <w:tab/>
+        <w:t>Feature / story demo</w:t>
+      </w:r>
+    </w:p>
+    <w:p>
+      <w:r>
+        <w:t xml:space="preserve">• </w:t>
+      </w:r>
+      <w:r>
+        <w:tab/>
+        <w:t>Estimated time: 3–5 minutes</w:t>
+      </w:r>
+    </w:p>
+    <w:p>
+      <w:r>
+        <w:t xml:space="preserve">5. </w:t>
+      </w:r>
+      <w:r>
+        <w:tab/>
+        <w:t>Q&amp;A + Wrap</w:t>
+      </w:r>
+      <w:r>
+        <w:rPr>
+          <w:rFonts w:ascii="Cambria Math" w:hAnsi="Cambria Math" w:cs="Cambria Math"/>
+        </w:rPr>
+        <w:t>‑</w:t>
+      </w:r>
+      <w:r>
+        <w:t>Up</w:t>
+      </w:r>
+    </w:p>
+    <w:p>
+      <w:r>
+        <w:t xml:space="preserve">• </w:t>
+      </w:r>
+      <w:r>
+        <w:tab/>
+        <w:t>Serina leads discussion</w:t>
+      </w:r>
+    </w:p>
+    <w:p>
+      <w:r>
+        <w:t xml:space="preserve">• </w:t>
+      </w:r>
+      <w:r>
+        <w:tab/>
+        <w:t>Collect feedback</w:t>
+      </w:r>
+    </w:p>
+    <w:p>
+      <w:r>
+        <w:t xml:space="preserve">• </w:t>
+      </w:r>
+      <w:r>
+        <w:tab/>
+        <w:t>Confirm next sprint goal</w:t>
       </w:r>
     </w:p>
     <w:sectPr>
@@ -483,7 +690,7 @@
     <w:link w:val="Heading1Char"/>
     <w:uiPriority w:val="9"/>
     <w:qFormat/>
-    <w:rsid w:val="00D845AE"/>
+    <w:rsid w:val="00D57512"/>
     <w:pPr>
       <w:keepNext/>
       <w:keepLines/>
@@ -506,7 +713,7 @@
     <w:semiHidden/>
     <w:unhideWhenUsed/>
     <w:qFormat/>
-    <w:rsid w:val="00D845AE"/>
+    <w:rsid w:val="00D57512"/>
     <w:pPr>
       <w:keepNext/>
       <w:keepLines/>
@@ -529,7 +736,7 @@
     <w:semiHidden/>
     <w:unhideWhenUsed/>
     <w:qFormat/>
-    <w:rsid w:val="00D845AE"/>
+    <w:rsid w:val="00D57512"/>
     <w:pPr>
       <w:keepNext/>
       <w:keepLines/>
@@ -552,7 +759,7 @@
     <w:semiHidden/>
     <w:unhideWhenUsed/>
     <w:qFormat/>
-    <w:rsid w:val="00D845AE"/>
+    <w:rsid w:val="00D57512"/>
     <w:pPr>
       <w:keepNext/>
       <w:keepLines/>
@@ -575,7 +782,7 @@
     <w:semiHidden/>
     <w:unhideWhenUsed/>
     <w:qFormat/>
-    <w:rsid w:val="00D845AE"/>
+    <w:rsid w:val="00D57512"/>
     <w:pPr>
       <w:keepNext/>
       <w:keepLines/>
@@ -596,7 +803,7 @@
     <w:semiHidden/>
     <w:unhideWhenUsed/>
     <w:qFormat/>
-    <w:rsid w:val="00D845AE"/>
+    <w:rsid w:val="00D57512"/>
     <w:pPr>
       <w:keepNext/>
       <w:keepLines/>
@@ -619,7 +826,7 @@
     <w:semiHidden/>
     <w:unhideWhenUsed/>
     <w:qFormat/>
-    <w:rsid w:val="00D845AE"/>
+    <w:rsid w:val="00D57512"/>
     <w:pPr>
       <w:keepNext/>
       <w:keepLines/>
@@ -640,7 +847,7 @@
     <w:semiHidden/>
     <w:unhideWhenUsed/>
     <w:qFormat/>
-    <w:rsid w:val="00D845AE"/>
+    <w:rsid w:val="00D57512"/>
     <w:pPr>
       <w:keepNext/>
       <w:keepLines/>
@@ -663,7 +870,7 @@
     <w:semiHidden/>
     <w:unhideWhenUsed/>
     <w:qFormat/>
-    <w:rsid w:val="00D845AE"/>
+    <w:rsid w:val="00D57512"/>
     <w:pPr>
       <w:keepNext/>
       <w:keepLines/>
@@ -707,7 +914,7 @@
     <w:basedOn w:val="DefaultParagraphFont"/>
     <w:link w:val="Heading1"/>
     <w:uiPriority w:val="9"/>
-    <w:rsid w:val="00D845AE"/>
+    <w:rsid w:val="00D57512"/>
     <w:rPr>
       <w:rFonts w:asciiTheme="majorHAnsi" w:eastAsiaTheme="majorEastAsia" w:hAnsiTheme="majorHAnsi" w:cstheme="majorBidi"/>
       <w:color w:val="0F4761" w:themeColor="accent1" w:themeShade="BF"/>
@@ -721,7 +928,7 @@
     <w:link w:val="Heading2"/>
     <w:uiPriority w:val="9"/>
     <w:semiHidden/>
-    <w:rsid w:val="00D845AE"/>
+    <w:rsid w:val="00D57512"/>
     <w:rPr>
       <w:rFonts w:asciiTheme="majorHAnsi" w:eastAsiaTheme="majorEastAsia" w:hAnsiTheme="majorHAnsi" w:cstheme="majorBidi"/>
       <w:color w:val="0F4761" w:themeColor="accent1" w:themeShade="BF"/>
@@ -735,7 +942,7 @@
     <w:link w:val="Heading3"/>
     <w:uiPriority w:val="9"/>
     <w:semiHidden/>
-    <w:rsid w:val="00D845AE"/>
+    <w:rsid w:val="00D57512"/>
     <w:rPr>
       <w:rFonts w:eastAsiaTheme="majorEastAsia" w:cstheme="majorBidi"/>
       <w:color w:val="0F4761" w:themeColor="accent1" w:themeShade="BF"/>
@@ -749,7 +956,7 @@
     <w:link w:val="Heading4"/>
     <w:uiPriority w:val="9"/>
     <w:semiHidden/>
-    <w:rsid w:val="00D845AE"/>
+    <w:rsid w:val="00D57512"/>
     <w:rPr>
       <w:rFonts w:eastAsiaTheme="majorEastAsia" w:cstheme="majorBidi"/>
       <w:i/>
@@ -763,7 +970,7 @@
     <w:link w:val="Heading5"/>
     <w:uiPriority w:val="9"/>
     <w:semiHidden/>
-    <w:rsid w:val="00D845AE"/>
+    <w:rsid w:val="00D57512"/>
     <w:rPr>
       <w:rFonts w:eastAsiaTheme="majorEastAsia" w:cstheme="majorBidi"/>
       <w:color w:val="0F4761" w:themeColor="accent1" w:themeShade="BF"/>
@@ -775,7 +982,7 @@
     <w:link w:val="Heading6"/>
     <w:uiPriority w:val="9"/>
     <w:semiHidden/>
-    <w:rsid w:val="00D845AE"/>
+    <w:rsid w:val="00D57512"/>
     <w:rPr>
       <w:rFonts w:eastAsiaTheme="majorEastAsia" w:cstheme="majorBidi"/>
       <w:i/>
@@ -789,7 +996,7 @@
     <w:link w:val="Heading7"/>
     <w:uiPriority w:val="9"/>
     <w:semiHidden/>
-    <w:rsid w:val="00D845AE"/>
+    <w:rsid w:val="00D57512"/>
     <w:rPr>
       <w:rFonts w:eastAsiaTheme="majorEastAsia" w:cstheme="majorBidi"/>
       <w:color w:val="595959" w:themeColor="text1" w:themeTint="A6"/>
@@ -801,7 +1008,7 @@
     <w:link w:val="Heading8"/>
     <w:uiPriority w:val="9"/>
     <w:semiHidden/>
-    <w:rsid w:val="00D845AE"/>
+    <w:rsid w:val="00D57512"/>
     <w:rPr>
       <w:rFonts w:eastAsiaTheme="majorEastAsia" w:cstheme="majorBidi"/>
       <w:i/>
@@ -815,7 +1022,7 @@
     <w:link w:val="Heading9"/>
     <w:uiPriority w:val="9"/>
     <w:semiHidden/>
-    <w:rsid w:val="00D845AE"/>
+    <w:rsid w:val="00D57512"/>
     <w:rPr>
       <w:rFonts w:eastAsiaTheme="majorEastAsia" w:cstheme="majorBidi"/>
       <w:color w:val="272727" w:themeColor="text1" w:themeTint="D8"/>
@@ -828,7 +1035,7 @@
     <w:link w:val="TitleChar"/>
     <w:uiPriority w:val="10"/>
     <w:qFormat/>
-    <w:rsid w:val="00D845AE"/>
+    <w:rsid w:val="00D57512"/>
     <w:pPr>
       <w:spacing w:after="80" w:line="240" w:lineRule="auto"/>
       <w:contextualSpacing/>
@@ -846,7 +1053,7 @@
     <w:basedOn w:val="DefaultParagraphFont"/>
     <w:link w:val="Title"/>
     <w:uiPriority w:val="10"/>
-    <w:rsid w:val="00D845AE"/>
+    <w:rsid w:val="00D57512"/>
     <w:rPr>
       <w:rFonts w:asciiTheme="majorHAnsi" w:eastAsiaTheme="majorEastAsia" w:hAnsiTheme="majorHAnsi" w:cstheme="majorBidi"/>
       <w:spacing w:val="-10"/>
@@ -862,7 +1069,7 @@
     <w:link w:val="SubtitleChar"/>
     <w:uiPriority w:val="11"/>
     <w:qFormat/>
-    <w:rsid w:val="00D845AE"/>
+    <w:rsid w:val="00D57512"/>
     <w:pPr>
       <w:numPr>
         <w:ilvl w:val="1"/>
@@ -881,7 +1088,7 @@
     <w:basedOn w:val="DefaultParagraphFont"/>
     <w:link w:val="Subtitle"/>
     <w:uiPriority w:val="11"/>
-    <w:rsid w:val="00D845AE"/>
+    <w:rsid w:val="00D57512"/>
     <w:rPr>
       <w:rFonts w:eastAsiaTheme="majorEastAsia" w:cstheme="majorBidi"/>
       <w:color w:val="595959" w:themeColor="text1" w:themeTint="A6"/>
@@ -897,7 +1104,7 @@
     <w:link w:val="QuoteChar"/>
     <w:uiPriority w:val="29"/>
     <w:qFormat/>
-    <w:rsid w:val="00D845AE"/>
+    <w:rsid w:val="00D57512"/>
     <w:pPr>
       <w:spacing w:before="160"/>
       <w:jc w:val="center"/>
@@ -913,7 +1120,7 @@
     <w:basedOn w:val="DefaultParagraphFont"/>
     <w:link w:val="Quote"/>
     <w:uiPriority w:val="29"/>
-    <w:rsid w:val="00D845AE"/>
+    <w:rsid w:val="00D57512"/>
     <w:rPr>
       <w:i/>
       <w:iCs/>
@@ -925,7 +1132,7 @@
     <w:basedOn w:val="Normal"/>
     <w:uiPriority w:val="34"/>
     <w:qFormat/>
-    <w:rsid w:val="00D845AE"/>
+    <w:rsid w:val="00D57512"/>
     <w:pPr>
       <w:ind w:left="720"/>
       <w:contextualSpacing/>
@@ -936,7 +1143,7 @@
     <w:basedOn w:val="DefaultParagraphFont"/>
     <w:uiPriority w:val="21"/>
     <w:qFormat/>
-    <w:rsid w:val="00D845AE"/>
+    <w:rsid w:val="00D57512"/>
     <w:rPr>
       <w:i/>
       <w:iCs/>
@@ -950,7 +1157,7 @@
     <w:link w:val="IntenseQuoteChar"/>
     <w:uiPriority w:val="30"/>
     <w:qFormat/>
-    <w:rsid w:val="00D845AE"/>
+    <w:rsid w:val="00D57512"/>
     <w:pPr>
       <w:pBdr>
         <w:top w:val="single" w:sz="4" w:space="10" w:color="0F4761" w:themeColor="accent1" w:themeShade="BF"/>
@@ -971,7 +1178,7 @@
     <w:basedOn w:val="DefaultParagraphFont"/>
     <w:link w:val="IntenseQuote"/>
     <w:uiPriority w:val="30"/>
-    <w:rsid w:val="00D845AE"/>
+    <w:rsid w:val="00D57512"/>
     <w:rPr>
       <w:i/>
       <w:iCs/>
@@ -983,7 +1190,7 @@
     <w:basedOn w:val="DefaultParagraphFont"/>
     <w:uiPriority w:val="32"/>
     <w:qFormat/>
-    <w:rsid w:val="00D845AE"/>
+    <w:rsid w:val="00D57512"/>
     <w:rPr>
       <w:b/>
       <w:bCs/>
